--- a/word_reports/LP_0305_위치_226_Saga_Worlds Apart.docx
+++ b/word_reports/LP_0305_위치_226_Saga_Worlds Apart.docx
@@ -4,7 +4,7 @@
   <w:body>
     <w:p>
       <w:pPr>
-        <w:spacing w:after="280"/>
+        <w:spacing w:after="80"/>
       </w:pPr>
       <w:r>
         <w:rPr w:rFonts="맑은 고딕">
@@ -13,94 +13,47 @@
           <w:color w:val="1E3A8A"/>
           <w:sz w:val="30"/>
         </w:rPr>
-        <w:t>[226] Saga - Worlds Apart</w:t>
+        <w:t>Saga (사거) - Worlds Apart</w:t>
       </w:r>
     </w:p>
     <w:p>
       <w:pPr>
-        <w:spacing w:after="320"/>
+        <w:spacing w:after="240"/>
       </w:pPr>
       <w:r>
         <w:rPr w:rFonts="맑은 고딕">
           <w:rFonts w:ascii="맑은 고딕" w:hAnsi="맑은 고딕" w:eastAsia="맑은 고딕"/>
           <w:b/>
-          <w:sz w:val="20"/>
+          <w:color w:val="4B5563"/>
+          <w:sz w:val="22"/>
         </w:rPr>
-        <w:t>■ 위치 : 226</w:t>
-        <w:br/>
-      </w:r>
-      <w:r>
-        <w:rPr w:rFonts="맑은 고딕">
-          <w:rFonts w:ascii="맑은 고딕" w:hAnsi="맑은 고딕" w:eastAsia="맑은 고딕"/>
-          <w:b/>
-          <w:sz w:val="20"/>
-        </w:rPr>
-        <w:t>■ 아티스트 : Saga</w:t>
-        <w:br/>
-      </w:r>
-      <w:r>
-        <w:rPr w:rFonts="맑은 고딕">
-          <w:rFonts w:ascii="맑은 고딕" w:hAnsi="맑은 고딕" w:eastAsia="맑은 고딕"/>
-          <w:b/>
-          <w:sz w:val="20"/>
-        </w:rPr>
-        <w:t>■ 앨범명 : Worlds Apart</w:t>
-        <w:br/>
-      </w:r>
-      <w:r>
-        <w:rPr w:rFonts="맑은 고딕">
-          <w:rFonts w:ascii="맑은 고딕" w:hAnsi="맑은 고딕" w:eastAsia="맑은 고딕"/>
-          <w:b w:val="0"/>
-          <w:sz w:val="20"/>
-        </w:rPr>
-        <w:t>■ 음반 레이블 : Maze Records / Polydor</w:t>
-        <w:br/>
-      </w:r>
-      <w:r>
-        <w:rPr w:rFonts="맑은 고딕">
-          <w:rFonts w:ascii="맑은 고딕" w:hAnsi="맑은 고딕" w:eastAsia="맑은 고딕"/>
-          <w:b w:val="0"/>
-          <w:sz w:val="20"/>
-        </w:rPr>
-        <w:t>■ 발매년도 : 1981</w:t>
-        <w:br/>
-      </w:r>
-      <w:r>
-        <w:rPr w:rFonts="맑은 고딕">
-          <w:rFonts w:ascii="맑은 고딕" w:hAnsi="맑은 고딕" w:eastAsia="맑은 고딕"/>
-          <w:b w:val="0"/>
-          <w:sz w:val="20"/>
-        </w:rPr>
-        <w:t>■ 장르 : 프로그레시브 록 / 신스록 / 네오 프로그레시브 (Progressive Rock / Synth-Rock)</w:t>
-        <w:br/>
-      </w:r>
-      <w:r>
-        <w:rPr w:rFonts="맑은 고딕">
-          <w:rFonts w:ascii="맑은 고딕" w:hAnsi="맑은 고딕" w:eastAsia="맑은 고딕"/>
-          <w:b w:val="0"/>
-          <w:sz w:val="20"/>
-        </w:rPr>
-        <w:t>■ 주요 수록곡 : - On the Loose</w:t>
-        <w:br/>
+        <w:t>위치 :  226</w:t>
       </w:r>
     </w:p>
     <w:p>
       <w:pPr>
-        <w:spacing w:after="160"/>
+        <w:spacing w:line="324" w:lineRule="auto" w:before="80" w:after="160"/>
       </w:pPr>
       <w:r>
         <w:rPr w:rFonts="맑은 고딕">
           <w:rFonts w:ascii="맑은 고딕" w:hAnsi="맑은 고딕" w:eastAsia="맑은 고딕"/>
           <w:b/>
           <w:color w:val="1F2937"/>
-          <w:sz w:val="24"/>
+          <w:sz w:val="22"/>
         </w:rPr>
-        <w:t>■ 음반 해설 및 감상 가이드</w:t>
+        <w:t xml:space="preserve">[음반 소개] </w:t>
+      </w:r>
+      <w:r>
+        <w:rPr w:rFonts="맑은 고딕">
+          <w:rFonts w:ascii="맑은 고딕" w:hAnsi="맑은 고딕" w:eastAsia="맑은 고딕"/>
+          <w:b w:val="0"/>
+          <w:sz w:val="21"/>
+        </w:rPr>
       </w:r>
     </w:p>
     <w:p>
       <w:pPr>
-        <w:spacing w:line="312" w:lineRule="auto" w:after="120"/>
+        <w:spacing w:line="324" w:lineRule="auto" w:after="120"/>
       </w:pPr>
       <w:r>
         <w:rPr w:rFonts="맑은 고딕">
@@ -108,51 +61,516 @@
           <w:b w:val="0"/>
           <w:sz w:val="21"/>
         </w:rPr>
-        <w:t>캐나다 출신의 프로그레시브 록 밴드 사가(Saga)가 1981년에 발표한 네 번째 정규 앨범 《Worlds Apart》는 이들의 음악 여정에서 가장 눈부신 상업적·예술적 성공을 거둔 정점이자 명반입니다. 세계적인 명프로듀서 루퍼트 하인(Rupert Hine)과의 협업을 통해 완성된 이 음반은, 1970년대의 정통 프로그레시브 록이 지닌 복잡하고 웅장한 구조적 기교에 1980년대 초반을 풍미한 신스팝과 팝 록의 감각적인 선율을 완벽하게 결합해 냈다는 극찬을 받았습니다.</w:t>
+        <w:t>캐나다 출신의 네오 프로그레시브 록 밴드 사거(Saga)가 1981년 발표한 명작 《Worlds Apart》는 지적이고 치밀한 프로그레시브 록의 미학과 80년대 초반의 감각적인 신스 사운드가 황금 비율로 결합된 기념비적 음반입니다. 명프로듀서 루퍼트 하인(Rupert Hine)의 정교한 손길 아래 수놓아진 키보드와 일렉트릭 기타의 날카로운 인터플레이는 듣는 이의 심상을 웅장한 서사시의 세계로 인도합니다. 테크놀로지의 약진 속에서도 서정적 낭만을 잃지 않은 유려한 멜로디의 결은 시대를 초월하여 오늘날의 음악 애호가들에게도 깊은 예술적 카타르시스를 선사합니다.</w:t>
       </w:r>
     </w:p>
     <w:p>
       <w:pPr>
-        <w:spacing w:line="312" w:lineRule="auto" w:after="120"/>
+        <w:spacing w:line="324" w:lineRule="auto" w:before="200" w:after="80"/>
       </w:pPr>
+      <w:r>
+        <w:rPr w:rFonts="맑은 고딕">
+          <w:rFonts w:ascii="맑은 고딕" w:hAnsi="맑은 고딕" w:eastAsia="맑은 고딕"/>
+          <w:b/>
+          <w:color w:val="1E3A8A"/>
+          <w:sz w:val="24"/>
+        </w:rPr>
+        <w:t>1. 음반 데이터</w:t>
+      </w:r>
+    </w:p>
+    <w:p>
+      <w:pPr>
+        <w:spacing w:line="324" w:lineRule="auto" w:after="80"/>
+      </w:pPr>
+      <w:r>
+        <w:rPr w:rFonts="맑은 고딕">
+          <w:rFonts w:ascii="맑은 고딕" w:hAnsi="맑은 고딕" w:eastAsia="맑은 고딕"/>
+          <w:b w:val="0"/>
+          <w:color w:val="6B7280"/>
+          <w:sz w:val="21"/>
+        </w:rPr>
+        <w:t xml:space="preserve">· </w:t>
+      </w:r>
+      <w:r>
+        <w:rPr w:rFonts="맑은 고딕">
+          <w:rFonts w:ascii="맑은 고딕" w:hAnsi="맑은 고딕" w:eastAsia="맑은 고딕"/>
+          <w:b/>
+          <w:color w:val="1F2937"/>
+          <w:sz w:val="21"/>
+        </w:rPr>
+        <w:t xml:space="preserve">앨범명: </w:t>
+      </w:r>
       <w:r>
         <w:rPr w:rFonts="맑은 고딕">
           <w:rFonts w:ascii="맑은 고딕" w:hAnsi="맑은 고딕" w:eastAsia="맑은 고딕"/>
           <w:b w:val="0"/>
           <w:sz w:val="21"/>
         </w:rPr>
-        <w:t>본 작의 음악적 핵심은 정교하게 구축된 디지털/아날로그 키보드 사운드와 날카로운 기타 리프의 대치, 그리고 시계태엽처럼 정확하게 맞아떨어지는 앙상블에 있습니다. 마이클 새들러(Michael Sadler)의 명징하고 드라마틱한 보컬은 앨범 전체의 서사를 힘있게 이끌어가며, 이안 크라이튼(Ian Crichton)의 정교하고 타이트한 기타 연주는 전자 악기가 자칫 줄 수 있는 차가움을 뜨거운 록의 에너지를 채워 넣습니다. 폴리포닉 신디사이저와 전자 드럼을 적극적으로 활용하여 구현한 입체적이고 세련된 사운드스케이프는 당시 시대의 흐름을 선도한 획기적인 시도로 평가받습니다.</w:t>
+        <w:t>Worlds Apart</w:t>
       </w:r>
     </w:p>
     <w:p>
       <w:pPr>
-        <w:spacing w:line="312" w:lineRule="auto" w:after="120"/>
+        <w:spacing w:line="324" w:lineRule="auto" w:after="80"/>
       </w:pPr>
+      <w:r>
+        <w:rPr w:rFonts="맑은 고딕">
+          <w:rFonts w:ascii="맑은 고딕" w:hAnsi="맑은 고딕" w:eastAsia="맑은 고딕"/>
+          <w:b w:val="0"/>
+          <w:color w:val="6B7280"/>
+          <w:sz w:val="21"/>
+        </w:rPr>
+        <w:t xml:space="preserve">· </w:t>
+      </w:r>
+      <w:r>
+        <w:rPr w:rFonts="맑은 고딕">
+          <w:rFonts w:ascii="맑은 고딕" w:hAnsi="맑은 고딕" w:eastAsia="맑은 고딕"/>
+          <w:b/>
+          <w:color w:val="1F2937"/>
+          <w:sz w:val="21"/>
+        </w:rPr>
+        <w:t xml:space="preserve">아티스트: </w:t>
+      </w:r>
       <w:r>
         <w:rPr w:rFonts="맑은 고딕">
           <w:rFonts w:ascii="맑은 고딕" w:hAnsi="맑은 고딕" w:eastAsia="맑은 고딕"/>
           <w:b w:val="0"/>
           <w:sz w:val="21"/>
         </w:rPr>
-        <w:t>감상의 백미는 빌보드 싱글 차트 상위권에 오르며 MTV 시대를 풍미했던 포문 곡 〈On the Loose〉입니다. 긴장감 넘치는 베이스라인과 스릴 넘치는 신디사이저 리드가 결합하여 80년대 프로그레시브 록의 정수를 보여줍니다. 또한 도박꾼의 초조한 심리를 정교한 음악적 템포로 묘사한 대표작 〈Wind Him Up〉과, 밴드가 데뷔 때부터 이어온 연작 대서사시의 일환인 〈No Regrets (Chapter 5)〉 등은 사가 특유의 드라마틱한 구성력과 뛰어난 스토리텔링 능력을 여실히 증명합니다.</w:t>
+        <w:t>Saga (사거)</w:t>
       </w:r>
     </w:p>
     <w:p>
       <w:pPr>
-        <w:spacing w:line="312" w:lineRule="auto" w:after="120"/>
+        <w:spacing w:line="324" w:lineRule="auto" w:after="80"/>
       </w:pPr>
+      <w:r>
+        <w:rPr w:rFonts="맑은 고딕">
+          <w:rFonts w:ascii="맑은 고딕" w:hAnsi="맑은 고딕" w:eastAsia="맑은 고딕"/>
+          <w:b w:val="0"/>
+          <w:color w:val="6B7280"/>
+          <w:sz w:val="21"/>
+        </w:rPr>
+        <w:t xml:space="preserve">· </w:t>
+      </w:r>
+      <w:r>
+        <w:rPr w:rFonts="맑은 고딕">
+          <w:rFonts w:ascii="맑은 고딕" w:hAnsi="맑은 고딕" w:eastAsia="맑은 고딕"/>
+          <w:b/>
+          <w:color w:val="1F2937"/>
+          <w:sz w:val="21"/>
+        </w:rPr>
+        <w:t xml:space="preserve">발매 정보: </w:t>
+      </w:r>
       <w:r>
         <w:rPr w:rFonts="맑은 고딕">
           <w:rFonts w:ascii="맑은 고딕" w:hAnsi="맑은 고딕" w:eastAsia="맑은 고딕"/>
           <w:b w:val="0"/>
           <w:sz w:val="21"/>
         </w:rPr>
-        <w:t>《Worlds Apart》는 테크니컬한 음악적 완성도와 대중적 상업성이 어떻게 고도의 균형을 이룰 수 있는가를 보여주는 모범 답안과도 같은 음반입니다. LP 음반의 아날로그 그루브를 통해 감상할 때 느껴지는 각 악기 파트의 섬세한 레이어와 정교한 정음감은, 듣는 이로 하여금 80년대 록 음악이 선사할 수 있는 가장 지적인 카타르시스를 경험하게 합니다. 네오 프로그레시브 록의 장르사에서 결코 빠뜨릴 수 없는 시대의 걸작입니다.</w:t>
+        <w:t>1981년 10월 발매된 밴드의 통산 네 번째 정규 스튜디오 앨범으로, 명장 루퍼트 하인의 세련된 프로듀싱을 거치며 유럽과 북미 록 씬의 경계를 허문 혁신적 음반입니다.</w:t>
+      </w:r>
+    </w:p>
+    <w:p>
+      <w:pPr>
+        <w:spacing w:line="324" w:lineRule="auto" w:after="80"/>
+      </w:pPr>
+      <w:r>
+        <w:rPr w:rFonts="맑은 고딕">
+          <w:rFonts w:ascii="맑은 고딕" w:hAnsi="맑은 고딕" w:eastAsia="맑은 고딕"/>
+          <w:b w:val="0"/>
+          <w:color w:val="6B7280"/>
+          <w:sz w:val="21"/>
+        </w:rPr>
+        <w:t xml:space="preserve">· </w:t>
+      </w:r>
+      <w:r>
+        <w:rPr w:rFonts="맑은 고딕">
+          <w:rFonts w:ascii="맑은 고딕" w:hAnsi="맑은 고딕" w:eastAsia="맑은 고딕"/>
+          <w:b/>
+          <w:color w:val="1F2937"/>
+          <w:sz w:val="21"/>
+        </w:rPr>
+        <w:t xml:space="preserve">LP 인기도(판매량): </w:t>
+      </w:r>
+      <w:r>
+        <w:rPr w:rFonts="맑은 고딕">
+          <w:rFonts w:ascii="맑은 고딕" w:hAnsi="맑은 고딕" w:eastAsia="맑은 고딕"/>
+          <w:b w:val="0"/>
+          <w:sz w:val="21"/>
+        </w:rPr>
+        <w:t>미국 빌보드 200 앨범 차트 29위, 캐나다 차트 22위에 올랐으며, 미국 음반산업협회(RIAA) 골드 인증 및 캐나다 플래티넘을 달성하는 등 특히 독일을 비롯한 유럽 대륙에서 폭발적인 판매고를 기록했습니다.</w:t>
+      </w:r>
+    </w:p>
+    <w:p>
+      <w:pPr>
+        <w:spacing w:line="324" w:lineRule="auto" w:after="80"/>
+      </w:pPr>
+      <w:r>
+        <w:rPr w:rFonts="맑은 고딕">
+          <w:rFonts w:ascii="맑은 고딕" w:hAnsi="맑은 고딕" w:eastAsia="맑은 고딕"/>
+          <w:b w:val="0"/>
+          <w:color w:val="6B7280"/>
+          <w:sz w:val="21"/>
+        </w:rPr>
+        <w:t xml:space="preserve">· </w:t>
+      </w:r>
+      <w:r>
+        <w:rPr w:rFonts="맑은 고딕">
+          <w:rFonts w:ascii="맑은 고딕" w:hAnsi="맑은 고딕" w:eastAsia="맑은 고딕"/>
+          <w:b/>
+          <w:color w:val="1F2937"/>
+          <w:sz w:val="21"/>
+        </w:rPr>
+        <w:t xml:space="preserve">각종 수상경력: </w:t>
+      </w:r>
+      <w:r>
+        <w:rPr w:rFonts="맑은 고딕">
+          <w:rFonts w:ascii="맑은 고딕" w:hAnsi="맑은 고딕" w:eastAsia="맑은 고딕"/>
+          <w:b w:val="0"/>
+          <w:sz w:val="21"/>
+        </w:rPr>
+        <w:t>앨범의 상업적·비평적 대성공에 힘입어 사거는 1982년 캐나다 최고 권위의 주노 어워드(Juno Award)에서 '올해의 가장 유망한 그룹(Most Promising Group of the Year)'을 수상하며 예술적 위상을 확고히 공인받았습니다.</w:t>
+      </w:r>
+    </w:p>
+    <w:p>
+      <w:pPr>
+        <w:spacing w:line="324" w:lineRule="auto" w:before="200" w:after="80"/>
+      </w:pPr>
+      <w:r>
+        <w:rPr w:rFonts="맑은 고딕">
+          <w:rFonts w:ascii="맑은 고딕" w:hAnsi="맑은 고딕" w:eastAsia="맑은 고딕"/>
+          <w:b/>
+          <w:color w:val="1E3A8A"/>
+          <w:sz w:val="24"/>
+        </w:rPr>
+        <w:t>2. 아티스트 정보</w:t>
+      </w:r>
+    </w:p>
+    <w:p>
+      <w:pPr>
+        <w:spacing w:line="324" w:lineRule="auto" w:after="80"/>
+      </w:pPr>
+      <w:r>
+        <w:rPr w:rFonts="맑은 고딕">
+          <w:rFonts w:ascii="맑은 고딕" w:hAnsi="맑은 고딕" w:eastAsia="맑은 고딕"/>
+          <w:b w:val="0"/>
+          <w:color w:val="6B7280"/>
+          <w:sz w:val="21"/>
+        </w:rPr>
+        <w:t xml:space="preserve">· </w:t>
+      </w:r>
+      <w:r>
+        <w:rPr w:rFonts="맑은 고딕">
+          <w:rFonts w:ascii="맑은 고딕" w:hAnsi="맑은 고딕" w:eastAsia="맑은 고딕"/>
+          <w:b/>
+          <w:color w:val="1F2937"/>
+          <w:sz w:val="21"/>
+        </w:rPr>
+        <w:t xml:space="preserve">국적: </w:t>
+      </w:r>
+      <w:r>
+        <w:rPr w:rFonts="맑은 고딕">
+          <w:rFonts w:ascii="맑은 고딕" w:hAnsi="맑은 고딕" w:eastAsia="맑은 고딕"/>
+          <w:b w:val="0"/>
+          <w:sz w:val="21"/>
+        </w:rPr>
+        <w:t>캐나다 (Canada)</w:t>
+      </w:r>
+    </w:p>
+    <w:p>
+      <w:pPr>
+        <w:spacing w:line="324" w:lineRule="auto" w:after="80"/>
+      </w:pPr>
+      <w:r>
+        <w:rPr w:rFonts="맑은 고딕">
+          <w:rFonts w:ascii="맑은 고딕" w:hAnsi="맑은 고딕" w:eastAsia="맑은 고딕"/>
+          <w:b w:val="0"/>
+          <w:color w:val="6B7280"/>
+          <w:sz w:val="21"/>
+        </w:rPr>
+        <w:t xml:space="preserve">· </w:t>
+      </w:r>
+      <w:r>
+        <w:rPr w:rFonts="맑은 고딕">
+          <w:rFonts w:ascii="맑은 고딕" w:hAnsi="맑은 고딕" w:eastAsia="맑은 고딕"/>
+          <w:b/>
+          <w:color w:val="1F2937"/>
+          <w:sz w:val="21"/>
+        </w:rPr>
+        <w:t xml:space="preserve">생몰년도: </w:t>
+      </w:r>
+      <w:r>
+        <w:rPr w:rFonts="맑은 고딕">
+          <w:rFonts w:ascii="맑은 고딕" w:hAnsi="맑은 고딕" w:eastAsia="맑은 고딕"/>
+          <w:b w:val="0"/>
+          <w:sz w:val="21"/>
+        </w:rPr>
+        <w:t>1977년 결성</w:t>
+      </w:r>
+    </w:p>
+    <w:p>
+      <w:pPr>
+        <w:spacing w:line="324" w:lineRule="auto" w:after="80"/>
+      </w:pPr>
+      <w:r>
+        <w:rPr w:rFonts="맑은 고딕">
+          <w:rFonts w:ascii="맑은 고딕" w:hAnsi="맑은 고딕" w:eastAsia="맑은 고딕"/>
+          <w:b w:val="0"/>
+          <w:color w:val="6B7280"/>
+          <w:sz w:val="21"/>
+        </w:rPr>
+        <w:t xml:space="preserve">· </w:t>
+      </w:r>
+      <w:r>
+        <w:rPr w:rFonts="맑은 고딕">
+          <w:rFonts w:ascii="맑은 고딕" w:hAnsi="맑은 고딕" w:eastAsia="맑은 고딕"/>
+          <w:b/>
+          <w:color w:val="1F2937"/>
+          <w:sz w:val="21"/>
+        </w:rPr>
+        <w:t xml:space="preserve">그룹 소속: </w:t>
+      </w:r>
+      <w:r>
+        <w:rPr w:rFonts="맑은 고딕">
+          <w:rFonts w:ascii="맑은 고딕" w:hAnsi="맑은 고딕" w:eastAsia="맑은 고딕"/>
+          <w:b w:val="0"/>
+          <w:sz w:val="21"/>
+        </w:rPr>
+        <w:t>5인조 프로그레시브 록 그룹</w:t>
+      </w:r>
+    </w:p>
+    <w:p>
+      <w:pPr>
+        <w:spacing w:line="324" w:lineRule="auto" w:after="80"/>
+      </w:pPr>
+      <w:r>
+        <w:rPr w:rFonts="맑은 고딕">
+          <w:rFonts w:ascii="맑은 고딕" w:hAnsi="맑은 고딕" w:eastAsia="맑은 고딕"/>
+          <w:b w:val="0"/>
+          <w:color w:val="6B7280"/>
+          <w:sz w:val="21"/>
+        </w:rPr>
+        <w:t xml:space="preserve">· </w:t>
+      </w:r>
+      <w:r>
+        <w:rPr w:rFonts="맑은 고딕">
+          <w:rFonts w:ascii="맑은 고딕" w:hAnsi="맑은 고딕" w:eastAsia="맑은 고딕"/>
+          <w:b/>
+          <w:color w:val="1F2937"/>
+          <w:sz w:val="21"/>
+        </w:rPr>
+        <w:t xml:space="preserve">아티스트 소개: </w:t>
+      </w:r>
+      <w:r>
+        <w:rPr w:rFonts="맑은 고딕">
+          <w:rFonts w:ascii="맑은 고딕" w:hAnsi="맑은 고딕" w:eastAsia="맑은 고딕"/>
+          <w:b w:val="0"/>
+          <w:sz w:val="21"/>
+        </w:rPr>
+        <w:t>1977년 온타리오주 오크빌에서 결성된 사거(Saga)는 정통 클래시컬 프로그레시브 록의 정교한 구성미에 모던한 뉴웨이브 감수성을 선구적으로 접목한 밴드입니다. 복합적인 박자 구조와 마이클 새들러(Michael Sadler)의 드라마틱한 보컬, 그리고 이안 크라이튼(Ian Crichton)의 정밀한 기타 리프가 빚어내는 사운드는 네오 프로그레시브 록의 새 지평을 열었다는 평가를 받습니다.</w:t>
+      </w:r>
+    </w:p>
+    <w:p>
+      <w:pPr>
+        <w:spacing w:line="324" w:lineRule="auto" w:before="200" w:after="80"/>
+      </w:pPr>
+      <w:r>
+        <w:rPr w:rFonts="맑은 고딕">
+          <w:rFonts w:ascii="맑은 고딕" w:hAnsi="맑은 고딕" w:eastAsia="맑은 고딕"/>
+          <w:b/>
+          <w:color w:val="1E3A8A"/>
+          <w:sz w:val="24"/>
+        </w:rPr>
+        <w:t>3. 음반 상세 분석</w:t>
+      </w:r>
+    </w:p>
+    <w:p>
+      <w:pPr>
+        <w:spacing w:line="324" w:lineRule="auto" w:after="80"/>
+      </w:pPr>
+      <w:r>
+        <w:rPr w:rFonts="맑은 고딕">
+          <w:rFonts w:ascii="맑은 고딕" w:hAnsi="맑은 고딕" w:eastAsia="맑은 고딕"/>
+          <w:b w:val="0"/>
+          <w:color w:val="6B7280"/>
+          <w:sz w:val="21"/>
+        </w:rPr>
+        <w:t xml:space="preserve">· </w:t>
+      </w:r>
+      <w:r>
+        <w:rPr w:rFonts="맑은 고딕">
+          <w:rFonts w:ascii="맑은 고딕" w:hAnsi="맑은 고딕" w:eastAsia="맑은 고딕"/>
+          <w:b/>
+          <w:color w:val="1F2937"/>
+          <w:sz w:val="21"/>
+        </w:rPr>
+        <w:t xml:space="preserve">역사적 위치: </w:t>
+      </w:r>
+      <w:r>
+        <w:rPr w:rFonts="맑은 고딕">
+          <w:rFonts w:ascii="맑은 고딕" w:hAnsi="맑은 고딕" w:eastAsia="맑은 고딕"/>
+          <w:b w:val="0"/>
+          <w:sz w:val="21"/>
+        </w:rPr>
+        <w:t>1970년대 대곡 위주의 장중한 아트 록이 쇠퇴하고 팝과 뉴웨이브가 태동하던 과도기적 시점에서, 장르 본연의 지적인 음악성을 훼손하지 않으면서도 대중성과 명징한 라디오 친화력을 완벽하게 직조해 낸 80년대 록의 귀중한 이정표입니다.</w:t>
+      </w:r>
+    </w:p>
+    <w:p>
+      <w:pPr>
+        <w:spacing w:line="324" w:lineRule="auto" w:after="80"/>
+      </w:pPr>
+      <w:r>
+        <w:rPr w:rFonts="맑은 고딕">
+          <w:rFonts w:ascii="맑은 고딕" w:hAnsi="맑은 고딕" w:eastAsia="맑은 고딕"/>
+          <w:b w:val="0"/>
+          <w:color w:val="6B7280"/>
+          <w:sz w:val="21"/>
+        </w:rPr>
+        <w:t xml:space="preserve">· </w:t>
+      </w:r>
+      <w:r>
+        <w:rPr w:rFonts="맑은 고딕">
+          <w:rFonts w:ascii="맑은 고딕" w:hAnsi="맑은 고딕" w:eastAsia="맑은 고딕"/>
+          <w:b/>
+          <w:color w:val="1F2937"/>
+          <w:sz w:val="21"/>
+        </w:rPr>
+        <w:t xml:space="preserve">시대의 흔적(스토리텔링): </w:t>
+      </w:r>
+      <w:r>
+        <w:rPr w:rFonts="맑은 고딕">
+          <w:rFonts w:ascii="맑은 고딕" w:hAnsi="맑은 고딕" w:eastAsia="맑은 고딕"/>
+          <w:b w:val="0"/>
+          <w:sz w:val="21"/>
+        </w:rPr>
+        <w:t>MTV의 태동과 함께 시각과 청각이 교차하던 찬란한 80년대 초입, 미래에 대한 동경과 세기말적 고뇌를 품고 방황하던 청춘들에게 사거 특유의 공상과학적 상상력과 날카로운 신서사이저 멜로디는 깊은 시대적 위안과 탈출구가 되어 주었습니다.</w:t>
+      </w:r>
+    </w:p>
+    <w:p>
+      <w:pPr>
+        <w:spacing w:line="324" w:lineRule="auto" w:before="200" w:after="80"/>
+      </w:pPr>
+      <w:r>
+        <w:rPr w:rFonts="맑은 고딕">
+          <w:rFonts w:ascii="맑은 고딕" w:hAnsi="맑은 고딕" w:eastAsia="맑은 고딕"/>
+          <w:b/>
+          <w:color w:val="1E3A8A"/>
+          <w:sz w:val="24"/>
+        </w:rPr>
+        <w:t>4. 주요 수록곡 및 감상 제언</w:t>
+      </w:r>
+    </w:p>
+    <w:p>
+      <w:pPr>
+        <w:spacing w:line="324" w:lineRule="auto" w:after="80"/>
+      </w:pPr>
+      <w:r>
+        <w:rPr w:rFonts="맑은 고딕">
+          <w:rFonts w:ascii="맑은 고딕" w:hAnsi="맑은 고딕" w:eastAsia="맑은 고딕"/>
+          <w:b w:val="0"/>
+          <w:color w:val="6B7280"/>
+          <w:sz w:val="21"/>
+        </w:rPr>
+        <w:t xml:space="preserve">· </w:t>
+      </w:r>
+      <w:r>
+        <w:rPr w:rFonts="맑은 고딕">
+          <w:rFonts w:ascii="맑은 고딕" w:hAnsi="맑은 고딕" w:eastAsia="맑은 고딕"/>
+          <w:b/>
+          <w:color w:val="1F2937"/>
+          <w:sz w:val="21"/>
+        </w:rPr>
+        <w:t xml:space="preserve">주요 수록곡 특징: </w:t>
+      </w:r>
+      <w:r>
+        <w:rPr w:rFonts="맑은 고딕">
+          <w:rFonts w:ascii="맑은 고딕" w:hAnsi="맑은 고딕" w:eastAsia="맑은 고딕"/>
+          <w:b w:val="0"/>
+          <w:sz w:val="21"/>
+        </w:rPr>
+        <w:t>빌보드 싱글 차트 상위권을 강타한 대표곡 "On the Loose"의 질주하는 베이스라인과 긴박감 넘치는 신스 리프, 드라마틱한 서사와 웅장한 전개가 압도적인 "Wind Him Up", 그리고 짐 길모어의 투명한 보컬과 영롱한 건반 터치가 돋보이는 "Scratching the Surface" 등 고도의 연주 테크닉과 낭만적인 서정성이 전 트랙에 걸쳐 눈부시게 조화를 이룹니다.</w:t>
+      </w:r>
+    </w:p>
+    <w:p>
+      <w:pPr>
+        <w:spacing w:line="324" w:lineRule="auto" w:after="80"/>
+      </w:pPr>
+      <w:r>
+        <w:rPr w:rFonts="맑은 고딕">
+          <w:rFonts w:ascii="맑은 고딕" w:hAnsi="맑은 고딕" w:eastAsia="맑은 고딕"/>
+          <w:b w:val="0"/>
+          <w:color w:val="6B7280"/>
+          <w:sz w:val="21"/>
+        </w:rPr>
+        <w:t xml:space="preserve">· </w:t>
+      </w:r>
+      <w:r>
+        <w:rPr w:rFonts="맑은 고딕">
+          <w:rFonts w:ascii="맑은 고딕" w:hAnsi="맑은 고딕" w:eastAsia="맑은 고딕"/>
+          <w:b/>
+          <w:color w:val="1F2937"/>
+          <w:sz w:val="21"/>
+        </w:rPr>
+        <w:t xml:space="preserve">빈티지 감상 제언: </w:t>
+      </w:r>
+      <w:r>
+        <w:rPr w:rFonts="맑은 고딕">
+          <w:rFonts w:ascii="맑은 고딕" w:hAnsi="맑은 고딕" w:eastAsia="맑은 고딕"/>
+          <w:b w:val="0"/>
+          <w:sz w:val="21"/>
+        </w:rPr>
+        <w:t>촘촘하게 배치된 아날로그 신서사이저의 배음과 정교한 드럼 비트가 공존하는 음반인 만큼, 진공관 앰프의 온화한 잔향감과 중역대가 풍성한 턴테이블 카트리지를 매칭할 때 입체적인 음장감과 생생한 다이내믹스가 배가되어 아날로그 레코드 본연의 미학을 오롯이 만끽할 수 있습니다.</w:t>
+      </w:r>
+    </w:p>
+    <w:p>
+      <w:pPr>
+        <w:spacing w:line="324" w:lineRule="auto" w:after="80"/>
+      </w:pPr>
+      <w:r>
+        <w:rPr w:rFonts="맑은 고딕">
+          <w:rFonts w:ascii="맑은 고딕" w:hAnsi="맑은 고딕" w:eastAsia="맑은 고딕"/>
+          <w:b w:val="0"/>
+          <w:color w:val="6B7280"/>
+          <w:sz w:val="21"/>
+        </w:rPr>
+        <w:t xml:space="preserve">· </w:t>
+      </w:r>
+      <w:r>
+        <w:rPr w:rFonts="맑은 고딕">
+          <w:rFonts w:ascii="맑은 고딕" w:hAnsi="맑은 고딕" w:eastAsia="맑은 고딕"/>
+          <w:b/>
+          <w:color w:val="1F2937"/>
+          <w:sz w:val="21"/>
+        </w:rPr>
+        <w:t xml:space="preserve">소장 가치: </w:t>
+      </w:r>
+      <w:r>
+        <w:rPr w:rFonts="맑은 고딕">
+          <w:rFonts w:ascii="맑은 고딕" w:hAnsi="맑은 고딕" w:eastAsia="맑은 고딕"/>
+          <w:b w:val="0"/>
+          <w:sz w:val="21"/>
+        </w:rPr>
+        <w:t>프로그레시브 록의 웅장한 황혼과 뉴웨이브의 여명이 가장 아름답게 조우한 순간을 기록한 LP로서, 특유의 감각적인 일러스트 커버와 아날로그 마스터링의 정수가 담긴 이 음반은 클래식과 아트 록을 아끼는 수집가들에게 놓칠 수 없는 명반입니다.</w:t>
+      </w:r>
+    </w:p>
+    <w:p>
+      <w:pPr>
+        <w:spacing w:line="324" w:lineRule="auto" w:after="120" w:before="160"/>
+      </w:pPr>
+      <w:r>
+        <w:rPr w:rFonts="맑은 고딕">
+          <w:rFonts w:ascii="맑은 고딕" w:hAnsi="맑은 고딕" w:eastAsia="맑은 고딕"/>
+          <w:b/>
+          <w:color w:val="4338CA"/>
+          <w:sz w:val="21"/>
+        </w:rPr>
+        <w:t>이 음반을 통해 80년대 아날로그 록의 찬란한 지성과 서정미가 전해주는 감동을 다시 한번 경험해 보시는 것은 어떨까요?</w:t>
       </w:r>
     </w:p>
     <w:sectPr>
       <w:pgSz w:w="12240" w:h="15840"/>
-      <w:pgMar w:top="1440" w:right="1440" w:bottom="1440" w:left="1440" w:header="720" w:footer="720" w:gutter="0"/>
+      <w:pgMar w:top="1152" w:right="1296" w:bottom="1152" w:left="1296" w:header="720" w:footer="720" w:gutter="0"/>
       <w:cols w:space="720"/>
       <w:docGrid w:linePitch="360"/>
     </w:sectPr>

--- a/word_reports/LP_0305_위치_226_Saga_Worlds Apart.docx
+++ b/word_reports/LP_0305_위치_226_Saga_Worlds Apart.docx
@@ -32,7 +32,7 @@
     </w:p>
     <w:p>
       <w:pPr>
-        <w:spacing w:line="324" w:lineRule="auto" w:before="80" w:after="160"/>
+        <w:spacing w:line="324" w:lineRule="auto" w:before="80" w:after="120"/>
       </w:pPr>
       <w:r>
         <w:rPr w:rFonts="맑은 고딕">
@@ -42,13 +42,6 @@
           <w:sz w:val="22"/>
         </w:rPr>
         <w:t xml:space="preserve">[음반 소개] </w:t>
-      </w:r>
-      <w:r>
-        <w:rPr w:rFonts="맑은 고딕">
-          <w:rFonts w:ascii="맑은 고딕" w:hAnsi="맑은 고딕" w:eastAsia="맑은 고딕"/>
-          <w:b w:val="0"/>
-          <w:sz w:val="21"/>
-        </w:rPr>
       </w:r>
     </w:p>
     <w:p>
@@ -61,7 +54,33 @@
           <w:b w:val="0"/>
           <w:sz w:val="21"/>
         </w:rPr>
-        <w:t>캐나다 출신의 네오 프로그레시브 록 밴드 사거(Saga)가 1981년 발표한 명작 《Worlds Apart》는 지적이고 치밀한 프로그레시브 록의 미학과 80년대 초반의 감각적인 신스 사운드가 황금 비율로 결합된 기념비적 음반입니다. 명프로듀서 루퍼트 하인(Rupert Hine)의 정교한 손길 아래 수놓아진 키보드와 일렉트릭 기타의 날카로운 인터플레이는 듣는 이의 심상을 웅장한 서사시의 세계로 인도합니다. 테크놀로지의 약진 속에서도 서정적 낭만을 잃지 않은 유려한 멜로디의 결은 시대를 초월하여 오늘날의 음악 애호가들에게도 깊은 예술적 카타르시스를 선사합니다.</w:t>
+        <w:t>1980년대 초반, 전 세계 대중음악계는 웅장한 대곡 지향의 1970년대 프로그레시브 록이 황혼을 맞이하고, 날렵한 뉴웨이브와 신스팝의 물결이 거세게 밀려들던 거대한 미학적 전환기에 놓여 있었습니다. 캐나다 오크빌 출신의 퀸텟 '사거(Saga)'가 1981년 겨울 세상에 내놓은 네 번째 정규작 《Worlds Apart》는, 바로 그 거센 시대의 격류 한가운데서 클래시컬한 프로그레시브 록의 지적인 구조미와 모던 록의 감각적인 선율을 가장 완벽한 황금비율로 결합해 낸 불멸의 명반입니다. 영국의 명 프로듀서 루퍼트 하인(Rupert Hine)의 정교한 손길을 거쳐 빚어진 이 앨범은 복잡하고 현란한 악곡의 긴장감을 유지하면서도, 대중의 심장에 곧바로 꽂히는 명쾌한 훅과 팝적 세련미를 획득하며 프로그레시브 록의 새로운 지평을 열어젖혔습니다.</w:t>
+      </w:r>
+    </w:p>
+    <w:p>
+      <w:pPr>
+        <w:spacing w:line="324" w:lineRule="auto" w:after="120"/>
+      </w:pPr>
+      <w:r>
+        <w:rPr w:rFonts="맑은 고딕">
+          <w:rFonts w:ascii="맑은 고딕" w:hAnsi="맑은 고딕" w:eastAsia="맑은 고딕"/>
+          <w:b w:val="0"/>
+          <w:sz w:val="21"/>
+        </w:rPr>
+        <w:t>이 음반은 거대한 스케일의 공상과학적 상상력과 인간 내면의 실존적 고뇌를 씨줄과 날줄 삼아 교직한 서사시이기도 합니다. 보컬 마이클 새들러(Michael Sadler)의 비장미 넘치는 보이스와 짐 크라이튼, 짐 길모어가 구축한 미래지향적 신시사이저 사운드스케이프, 그리고 이안 크라이튼(Ian Crichton)의 칼날처럼 예리하고 유려한 기타 아르페지오는 시대를 앞서간 음악적 문법을 완성했습니다. 차가운 기계적 질감 속에 감추어진 인간적인 서정과 멜랑콜리는 단순히 듣는 즐거움을 넘어 청자의 귓가에 서늘하면서도 뜨거운 감정의 잔향을 남겨 놓습니다.</w:t>
+      </w:r>
+    </w:p>
+    <w:p>
+      <w:pPr>
+        <w:spacing w:line="324" w:lineRule="auto" w:after="120"/>
+      </w:pPr>
+      <w:r>
+        <w:rPr w:rFonts="맑은 고딕">
+          <w:rFonts w:ascii="맑은 고딕" w:hAnsi="맑은 고딕" w:eastAsia="맑은 고딕"/>
+          <w:b w:val="0"/>
+          <w:sz w:val="21"/>
+        </w:rPr>
+        <w:t>음악사적으로 《Worlds Apart》는 사거를 북미 대륙뿐만 아니라 유럽 록 씬의 최정상으로 도약시킨 일대 사건이었습니다. 갓 출범했던 MTV의 시각적 물결과 맞물려 선풍적인 반응을 이끌어냈고, 영미권 평단으로부터 '네오 프로그레시브 록의 결정적 효시'라는 찬사를 받았습니다. 수십 년의 세월이 흐른 오늘날에도 이 음반이 전해주는 팽팽한 연주력의 긴장감과 지적인 선율의 아름다움은 퇴색되지 않은 채, 80년대 아날로그 바이닐 황금기가 낳은 가장 눈부신 예술적 성취 중 하나로 묵직한 울림을 전하고 있습니다.</w:t>
       </w:r>
     </w:p>
     <w:p>
@@ -168,7 +187,7 @@
           <w:b w:val="0"/>
           <w:sz w:val="21"/>
         </w:rPr>
-        <w:t>1981년 10월 발매된 밴드의 통산 네 번째 정규 스튜디오 앨범으로, 명장 루퍼트 하인의 세련된 프로듀싱을 거치며 유럽과 북미 록 씬의 경계를 허문 혁신적 음반입니다.</w:t>
+        <w:t>1981년 영국의 전설적인 프로듀서 루퍼트 하인과 손잡고 Farmyard 스튜디오에서 녹음되어 발매된 사거의 네 번째 정규 스튜디오 앨범으로, 밴드의 음악적 정체성이 완성된 금자탑으로 평가받습니다.</w:t>
       </w:r>
     </w:p>
     <w:p>
@@ -199,7 +218,7 @@
           <w:b w:val="0"/>
           <w:sz w:val="21"/>
         </w:rPr>
-        <w:t>미국 빌보드 200 앨범 차트 29위, 캐나다 차트 22위에 올랐으며, 미국 음반산업협회(RIAA) 골드 인증 및 캐나다 플래티넘을 달성하는 등 특히 독일을 비롯한 유럽 대륙에서 폭발적인 판매고를 기록했습니다.</w:t>
+        <w:t>미국 빌보드 200 앨범 차트 29위에 오르고 RIAA 골드 인증(50만 장 이상)을 획득했으며, 독일 앨범 차트 Top 10, 노르웨이 5위 등 유럽과 북미 전역에서 폭발적인 판매고를 기록하며 상업적 대성공을 거두었습니다.</w:t>
       </w:r>
     </w:p>
     <w:p>
@@ -230,7 +249,7 @@
           <w:b w:val="0"/>
           <w:sz w:val="21"/>
         </w:rPr>
-        <w:t>앨범의 상업적·비평적 대성공에 힘입어 사거는 1982년 캐나다 최고 권위의 주노 어워드(Juno Award)에서 '올해의 가장 유망한 그룹(Most Promising Group of the Year)'을 수상하며 예술적 위상을 확고히 공인받았습니다.</w:t>
+        <w:t>1982년 캐나다의 그래미라 불리는 주노상(Juno Awards)에서 '올해의 가장 유망한 그룹(Most Promising Group of the Year)' 부문을 수상하였으며, 독일과 북미 록 전문지들로부터 올해의 명반으로 선정되었습니다.</w:t>
       </w:r>
     </w:p>
     <w:p>
@@ -306,7 +325,7 @@
           <w:b w:val="0"/>
           <w:sz w:val="21"/>
         </w:rPr>
-        <w:t>1977년 결성</w:t>
+        <w:t>1977년 결성 ~ 현재 활동 중</w:t>
       </w:r>
     </w:p>
     <w:p>
@@ -337,7 +356,7 @@
           <w:b w:val="0"/>
           <w:sz w:val="21"/>
         </w:rPr>
-        <w:t>5인조 프로그레시브 록 그룹</w:t>
+        <w:t>5인조 록 밴드 (Michael Sadler, Ian Crichton, Jim Crichton, Jim Gilmour, Steve Negus)</w:t>
       </w:r>
     </w:p>
     <w:p>
@@ -368,7 +387,7 @@
           <w:b w:val="0"/>
           <w:sz w:val="21"/>
         </w:rPr>
-        <w:t>1977년 온타리오주 오크빌에서 결성된 사거(Saga)는 정통 클래시컬 프로그레시브 록의 정교한 구성미에 모던한 뉴웨이브 감수성을 선구적으로 접목한 밴드입니다. 복합적인 박자 구조와 마이클 새들러(Michael Sadler)의 드라마틱한 보컬, 그리고 이안 크라이튼(Ian Crichton)의 정밀한 기타 리프가 빚어내는 사운드는 네오 프로그레시브 록의 새 지평을 열었다는 평가를 받습니다.</w:t>
+        <w:t>1977년 캐나다 온타리오주 오크빌에서 결성된 사거는 클래식 음악의 대위법적 전개와 하드 록, 최첨단 신시사이저 테크놀로지를 융합한 독보적인 아트 록 밴드입니다. 기타와 건반의 숨 막히는 인터플레이, 지적인 콘셉트 스토리텔링으로 북미와 유럽을 아우르며 80년대 프로그레시브 록의 대중화를 이끈 선구자로 평가받습니다.</w:t>
       </w:r>
     </w:p>
     <w:p>
@@ -413,7 +432,7 @@
           <w:b w:val="0"/>
           <w:sz w:val="21"/>
         </w:rPr>
-        <w:t>1970년대 대곡 위주의 장중한 아트 록이 쇠퇴하고 팝과 뉴웨이브가 태동하던 과도기적 시점에서, 장르 본연의 지적인 음악성을 훼손하지 않으면서도 대중성과 명징한 라디오 친화력을 완벽하게 직조해 낸 80년대 록의 귀중한 이정표입니다.</w:t>
+        <w:t>1970년대 예스(Yes), 제네시스(Genesis), 젠틀 자이언트(Gentle Giant) 등으로 대변되던 유러피언 프로그레시브 록의 난해함을 80년대적 팝/AOR 감수성과 라디오 친화적 포맷으로 가장 성공적으로 계승·전환시킨 네오 프로그레시브 록의 교과서적 음반입니다.</w:t>
       </w:r>
     </w:p>
     <w:p>
@@ -444,7 +463,7 @@
           <w:b w:val="0"/>
           <w:sz w:val="21"/>
         </w:rPr>
-        <w:t>MTV의 태동과 함께 시각과 청각이 교차하던 찬란한 80년대 초입, 미래에 대한 동경과 세기말적 고뇌를 품고 방황하던 청춘들에게 사거 특유의 공상과학적 상상력과 날카로운 신서사이저 멜로디는 깊은 시대적 위안과 탈출구가 되어 주었습니다.</w:t>
+        <w:t>1980년대 초 냉전 말기의 불안한 정서와 아날로그에서 디지털로 넘어가던 기술 변혁기의 공기, 그리고 MTV의 태동기 청춘들이 갈망하던 세련된 미래지향적 비주얼과 사운드를 고스란히 담아낸 시대의 거울과도 같은 작품입니다.</w:t>
       </w:r>
     </w:p>
     <w:p>
@@ -489,7 +508,99 @@
           <w:b w:val="0"/>
           <w:sz w:val="21"/>
         </w:rPr>
-        <w:t>빌보드 싱글 차트 상위권을 강타한 대표곡 "On the Loose"의 질주하는 베이스라인과 긴박감 넘치는 신스 리프, 드라마틱한 서사와 웅장한 전개가 압도적인 "Wind Him Up", 그리고 짐 길모어의 투명한 보컬과 영롱한 건반 터치가 돋보이는 "Scratching the Surface" 등 고도의 연주 테크닉과 낭만적인 서정성이 전 트랙에 걸쳐 눈부시게 조화를 이룹니다.</w:t>
+      </w:r>
+    </w:p>
+    <w:p>
+      <w:pPr>
+        <w:spacing w:line="324" w:lineRule="auto" w:after="80"/>
+      </w:pPr>
+      <w:r>
+        <w:rPr w:rFonts="맑은 고딕">
+          <w:rFonts w:ascii="맑은 고딕" w:hAnsi="맑은 고딕" w:eastAsia="맑은 고딕"/>
+          <w:b w:val="0"/>
+          <w:color w:val="6B7280"/>
+          <w:sz w:val="21"/>
+        </w:rPr>
+        <w:t xml:space="preserve">· </w:t>
+      </w:r>
+      <w:r>
+        <w:rPr w:rFonts="맑은 고딕">
+          <w:rFonts w:ascii="맑은 고딕" w:hAnsi="맑은 고딕" w:eastAsia="맑은 고딕"/>
+          <w:b/>
+          <w:color w:val="1F2937"/>
+          <w:sz w:val="21"/>
+        </w:rPr>
+        <w:t xml:space="preserve">"On the Loose": </w:t>
+      </w:r>
+      <w:r>
+        <w:rPr w:rFonts="맑은 고딕">
+          <w:rFonts w:ascii="맑은 고딕" w:hAnsi="맑은 고딕" w:eastAsia="맑은 고딕"/>
+          <w:b w:val="0"/>
+          <w:sz w:val="21"/>
+        </w:rPr>
+        <w:t>빌보드 싱글 차트 26위, 메인스트림 록 차트 3위를 기록한 사거의 대표곡으로, 날카로운 신시사이저 리프와 이안 크라이튼의 날 선 기타 연주, 마이클 새들러의 호소력 짙은 보컬이 질주감을 자아냅니다.</w:t>
+      </w:r>
+    </w:p>
+    <w:p>
+      <w:pPr>
+        <w:spacing w:line="324" w:lineRule="auto" w:after="80"/>
+      </w:pPr>
+      <w:r>
+        <w:rPr w:rFonts="맑은 고딕">
+          <w:rFonts w:ascii="맑은 고딕" w:hAnsi="맑은 고딕" w:eastAsia="맑은 고딕"/>
+          <w:b w:val="0"/>
+          <w:color w:val="6B7280"/>
+          <w:sz w:val="21"/>
+        </w:rPr>
+        <w:t xml:space="preserve">· </w:t>
+      </w:r>
+      <w:r>
+        <w:rPr w:rFonts="맑은 고딕">
+          <w:rFonts w:ascii="맑은 고딕" w:hAnsi="맑은 고딕" w:eastAsia="맑은 고딕"/>
+          <w:b/>
+          <w:color w:val="1F2937"/>
+          <w:sz w:val="21"/>
+        </w:rPr>
+        <w:t xml:space="preserve">"Wind Him Up": </w:t>
+      </w:r>
+      <w:r>
+        <w:rPr w:rFonts="맑은 고딕">
+          <w:rFonts w:ascii="맑은 고딕" w:hAnsi="맑은 고딕" w:eastAsia="맑은 고딕"/>
+          <w:b w:val="0"/>
+          <w:sz w:val="21"/>
+        </w:rPr>
+        <w:t>도박에 중독된 인물의 파멸과 비극을 드라마틱한 악곡 구조와 긴박감 넘치는 템포로 묘사해 낸 명곡입니다.</w:t>
+      </w:r>
+    </w:p>
+    <w:p>
+      <w:pPr>
+        <w:spacing w:line="324" w:lineRule="auto" w:after="80"/>
+      </w:pPr>
+      <w:r>
+        <w:rPr w:rFonts="맑은 고딕">
+          <w:rFonts w:ascii="맑은 고딕" w:hAnsi="맑은 고딕" w:eastAsia="맑은 고딕"/>
+          <w:b w:val="0"/>
+          <w:color w:val="6B7280"/>
+          <w:sz w:val="21"/>
+        </w:rPr>
+        <w:t xml:space="preserve">· </w:t>
+      </w:r>
+      <w:r>
+        <w:rPr w:rFonts="맑은 고딕">
+          <w:rFonts w:ascii="맑은 고딕" w:hAnsi="맑은 고딕" w:eastAsia="맑은 고딕"/>
+          <w:b/>
+          <w:color w:val="1F2937"/>
+          <w:sz w:val="21"/>
+        </w:rPr>
+        <w:t xml:space="preserve">"No Regrets (Chapter 5)": </w:t>
+      </w:r>
+      <w:r>
+        <w:rPr w:rFonts="맑은 고딕">
+          <w:rFonts w:ascii="맑은 고딕" w:hAnsi="맑은 고딕" w:eastAsia="맑은 고딕"/>
+          <w:b w:val="0"/>
+          <w:sz w:val="21"/>
+        </w:rPr>
+        <w:t>밴드의 장기인 '챕터(Chapter)' 연작 시리즈 중 하나로, 서정적인 어쿠스틱/신스 사운드와 철학적 사유가 돋보이는 수작입니다.</w:t>
       </w:r>
     </w:p>
     <w:p>
@@ -520,7 +631,7 @@
           <w:b w:val="0"/>
           <w:sz w:val="21"/>
         </w:rPr>
-        <w:t>촘촘하게 배치된 아날로그 신서사이저의 배음과 정교한 드럼 비트가 공존하는 음반인 만큼, 진공관 앰프의 온화한 잔향감과 중역대가 풍성한 턴테이블 카트리지를 매칭할 때 입체적인 음장감과 생생한 다이내믹스가 배가되어 아날로그 레코드 본연의 미학을 오롯이 만끽할 수 있습니다.</w:t>
+        <w:t>신시사이저의 풍성한 아날로그 배음과 단단하게 울리는 베이스라인, 섬세한 심벌워크가 LP 특유의 넓은 스테이징 속에서 빛을 발합니다. 진공관 앰프를 거쳐 턴테이블 바늘이 소리골을 긁을 때 뿜어져 나오는 밀도 높은 중역대와 따뜻한 현장감은 디지털 스트리밍에서는 결코 맛볼 수 없는 입체적인 쾌감을 선사합니다.</w:t>
       </w:r>
     </w:p>
     <w:p>
@@ -551,7 +662,7 @@
           <w:b w:val="0"/>
           <w:sz w:val="21"/>
         </w:rPr>
-        <w:t>프로그레시브 록의 웅장한 황혼과 뉴웨이브의 여명이 가장 아름답게 조우한 순간을 기록한 LP로서, 특유의 감각적인 일러스트 커버와 아날로그 마스터링의 정수가 담긴 이 음반은 클래식과 아트 록을 아끼는 수집가들에게 놓칠 수 없는 명반입니다.</w:t>
+        <w:t>프로그레시브 록과 80년대 뉴웨이브/AOR 사운드의 교차점에 우뚝 선 역사적 마스터피스이자, 밴드의 상징인 우주 곤충(Insect Alien) 일러스트가 담긴 커버 아트는 아날로그 바이닐 애호가라면 반드시 음반장에 갖추어야 할 불후의 컬렉터스 아이템입니다.</w:t>
       </w:r>
     </w:p>
     <w:p>
@@ -565,7 +676,7 @@
           <w:color w:val="4338CA"/>
           <w:sz w:val="21"/>
         </w:rPr>
-        <w:t>이 음반을 통해 80년대 아날로그 록의 찬란한 지성과 서정미가 전해주는 감동을 다시 한번 경험해 보시는 것은 어떨까요?</w:t>
+        <w:t>이 음반을 통해 아날로그 바이닐의 깊은 소리골 사이로 80년대 프로그레시브 록의 황금기가 전해주는 감동을 다시 한번 경험해 보시는 것은 어떨까요?</w:t>
       </w:r>
     </w:p>
     <w:sectPr>
